--- a/docs/Return Visits App User Guide.docx
+++ b/docs/Return Visits App User Guide.docx
@@ -146,7 +146,7 @@
         <w:pStyle w:val="ListBullet"/>
       </w:pPr>
       <w:r>
-        <w:t>A contact can have one City, one Region within that City, and one Area within that Region. Region becomes available after choosing a City; Area becomes available after choosing a Region. These location details are optional. The Area list always includes Add New Area, even when other areas are available, so you can create an area for the selected City and Region without leaving the contact form. The Region list also offers Add New Region for the selected City. In Settings, use Edit to rename a City, Region, or Area; existing contact assignments and child locations are updated. Delete is blocked until no contacts or child locations use the location.</w:t>
+        <w:t>A contact can have one City, one Region within that City, and one Area within that Region. Region becomes available after choosing a City; Area becomes available after choosing a Region. These location details are optional. The Area list always includes Add New Area, even when other areas are available, so you can create an area for the selected City and Region without leaving the contact form. The Region list also offers Add New Region for the selected City. A Region is a large part of a city, and an Area is a neighborhood within a Region. Every new City is automatically given the Regions North, South, East, and West, which you can rename or delete in Settings. In Settings, use Edit to rename a City, Region, or Area; existing contact assignments and child locations are updated. Delete is blocked until no contacts or child locations use the location.</w:t>
       </w:r>
     </w:p>
     <w:p>

--- a/docs/Return Visits App User Guide.docx
+++ b/docs/Return Visits App User Guide.docx
@@ -146,7 +146,7 @@
         <w:pStyle w:val="ListBullet"/>
       </w:pPr>
       <w:r>
-        <w:t>A contact can have one City, one Region within that City, and one Area within that Region. Region becomes available after choosing a City; Area becomes available after choosing a Region. These location details are optional. The Area list always includes Add New Area, even when other areas are available, so you can create an area for the selected City and Region without leaving the contact form. The Region list also offers Add New Region for the selected City. A Region is a large part of a city, and an Area is a neighborhood within a Region. Every new City is automatically given the Regions North, South, East, and West, which you can rename or delete in Settings. In Settings, use Edit to rename a City, Region, or Area; existing contact assignments and child locations are updated. Delete is blocked until no contacts or child locations use the location.</w:t>
+        <w:t>A contact can have one City, one Region within that City, and one Area within that Region. Region becomes available after choosing a City; Area becomes available after choosing a Region. These location details are optional. The Area list always includes Add New Area, even when other areas are available, so you can create an area for the selected City and Region without leaving the contact form. The Region list also offers Add New Region for the selected City. A Region is a large part of a city, and an Area is a neighborhood within a Region. Every new City is automatically given the Regions North, South, East, and West, which you can rename or delete in Settings. In Settings, use Edit to rename a City, Region, or Area; existing contact assignments and child locations are updated. Delete is blocked while any contact is assigned to the location or to one beneath it; reassign those contacts first. Deleting a City or Region with no assigned contacts also deletes the Regions and Areas under it, after you confirm.</w:t>
       </w:r>
     </w:p>
     <w:p>

--- a/docs/Return Visits App User Guide.docx
+++ b/docs/Return Visits App User Guide.docx
@@ -84,7 +84,7 @@
         <w:pStyle w:val="ListBullet"/>
       </w:pPr>
       <w:r>
-        <w:t>A passphrase is not required. By default the app opens right away and stores your contacts on this device without encryption. To protect your data, open Settings, choose Turn On Passphrase, and choose a passphrase with at least 8 characters. Your saved data is then encrypted, and you will enter the passphrase each time you open the app on that device and browser.</w:t>
+        <w:t>A passphrase is not required. By default the app opens right away and stores your contacts on this device without encryption. To protect your data, open Settings → Passphrase, choose Turn On Passphrase, and choose a passphrase with at least 8 characters. Your saved data is then encrypted, and you will enter the passphrase each time you open the app on that device and browser.</w:t>
       </w:r>
     </w:p>
     <w:p>
@@ -122,7 +122,7 @@
     <w:p>
       <w:pPr/>
       <w:r>
-        <w:t>If a passphrase is on, after unlocking this copy of the app, open Settings, enter your current passphrase, then enter and confirm a new passphrase of at least 8 characters. The app re-encrypts this copy's saved contacts and settings with the new passphrase. This does not change other browser or Home Screen copies, or the passphrase on backup files you already exported. Keep using the old passphrase for those existing backups; a new backup will use the new passphrase. To stop using a passphrase, open Settings, choose Turn Off Passphrase, and enter your current passphrase once. Your data is then stored without encryption and the app opens without asking for a passphrase. You can turn it on again at any time.</w:t>
+        <w:t>If a passphrase is on, after unlocking this copy of the app, open Settings → Passphrase, enter your current passphrase, then enter and confirm a new passphrase of at least 8 characters. The app re-encrypts this copy's saved contacts and settings with the new passphrase. This does not change other browser or Home Screen copies, or the passphrase on backup files you already exported. Keep using the old passphrase for those existing backups; a new backup will use the new passphrase. To stop using a passphrase, open Settings → Passphrase, choose Turn Off Passphrase, and enter your current passphrase once. Your data is then stored without encryption and the app opens without asking for a passphrase. You can turn it on again at any time.</w:t>
       </w:r>
     </w:p>
     <w:p>
@@ -138,7 +138,7 @@
         <w:pStyle w:val="ListBullet"/>
       </w:pPr>
       <w:r>
-        <w:t>Choose Add Contact, enter a first name, and add any other details you have. A first name is required; other contact details can be completed later. Email and phone are optional. Email accepts addresses such as name@someemail. U.S. phone numbers are formatted as (555) 123-4567; enter 10 digits or include a leading 1 for the U.S. country code.</w:t>
+        <w:t>Choose the blue + button at the top of the contact list, enter a first name, and add any other details you have. A first name is required; other contact details can be completed later. Email and phone are optional. Email accepts addresses such as name@someemail. U.S. phone numbers are formatted as (555) 123-4567; enter 10 digits or include a leading 1 for the U.S. country code.</w:t>
       </w:r>
     </w:p>
     <w:p>
@@ -276,7 +276,7 @@
         <w:pStyle w:val="ListBullet"/>
       </w:pPr>
       <w:r>
-        <w:t>On the contact list, choose Print Visible Contacts to print the contacts currently shown. Search terms and filters determine what is included. The app confirms the number of contacts before printing.</w:t>
+        <w:t>On the contact list, choose the printer icon at the bottom of the screen to print the contacts currently shown. On the Map page the printer icon prints a numbered list matching the pins (pins only, or with details); on Settings it prints your settings. Search terms and filters determine what is included. The app confirms the number of contacts before printing.</w:t>
       </w:r>
     </w:p>
     <w:p>
@@ -292,7 +292,7 @@
         <w:pStyle w:val="ListBullet"/>
       </w:pPr>
       <w:r>
-        <w:t>To print one contact, open that saved contact and choose Print. Choose the most recent note only (the default) or all notes.</w:t>
+        <w:t>To print one contact, open that saved contact and choose the printer icon. Choose the most recent note only (the default) or all notes.</w:t>
       </w:r>
     </w:p>
     <w:p>
@@ -321,7 +321,7 @@
         <w:pStyle w:val="ListBullet"/>
       </w:pPr>
       <w:r>
-        <w:t>In Settings, choose Export Data Backup. The encrypted backup includes all contacts and settings and is downloaded by your browser to its usual Downloads location.</w:t>
+        <w:t>Choose the export icon at the bottom of the contact list (with no filter active), or Settings → Backup &amp; Restore → Back up everything. The encrypted backup includes all contacts and settings and is downloaded by your browser to its usual Downloads location.</w:t>
       </w:r>
     </w:p>
     <w:p>
@@ -383,7 +383,7 @@
         <w:pStyle w:val="ListNumber"/>
       </w:pPr>
       <w:r>
-        <w:t>Use the full backup from your chosen base copy to populate the destination, if needed. From every other copy, export contacts one at a time using each contact card export button, then import each encrypted contact file into the destination from Settings, Share a Contact. Individual imports add contacts without replacing the collection; this can take time for large collections.</w:t>
+        <w:t>Use the full backup from your chosen base copy to populate the destination, if needed. From every other copy, export contacts one at a time using the export icon in Edit Contact (or the export icon on the contact list while a filter is active), then import each encrypted contact file into the destination with the import icon on the contact list. Individual imports add contacts without replacing the collection; this can take time for large collections.</w:t>
       </w:r>
     </w:p>
     <w:p>
@@ -480,7 +480,7 @@
     </w:p>
     <w:p>
       <w:r>
-        <w:t>On another device, open the app at https://grasfulls.github.io/return-visits-app/ in a web browser. Your contacts will not appear automatically; restore an encrypted backup using the instructions in "Protect your information and make a backup" above. On a phone, you can optionally add the app to your Home Screen: in Safari on iPhone, use Share then Add to Home Screen; in Chrome on Android, choose Install app or Add to Home screen. The app checks for updates when it opens and prompts you once it has opened if an update is ready; an exclamation mark also appears by Settings. To check or refresh manually, open Settings and choose Check for Updates &amp; Refresh while online. Save or finish any open contact or Settings edits before refreshing. The app reloads its code while keeping the contacts and settings stored in that app copy on the device. After it reloads, unlock using the same passphrase if you have turned one on.</w:t>
+        <w:t>On another device, open the app at https://grasfulls.github.io/return-visits-app/ in a web browser. Your contacts will not appear automatically; restore an encrypted backup using the instructions in "Protect your information and make a backup" above. On a phone, you can optionally add the app to your Home Screen: in Safari on iPhone, use Share then Add to Home Screen; in Chrome on Android, choose Install app or Add to Home screen. The app checks for updates when it opens and prompts you once it has opened if an update is ready; an exclamation mark also appears by Settings. To check or refresh manually, open Settings → App updates and choose Check for Updates &amp; Refresh while online. Save or finish any open contact or Settings edits before refreshing. The app reloads its code while keeping the contacts and settings stored in that app copy on the device. After it reloads, unlock using the same passphrase if you have turned one on.</w:t>
       </w:r>
     </w:p>
     <w:p>
@@ -494,7 +494,7 @@
     <w:p>
       <w:pPr/>
       <w:r>
-        <w:t>The browser version and the Home Screen app do not automatically sync their contacts. Adding the app to your Home Screen does not transfer the data already saved in your browser; the two versions may keep separate local copies. To move your contacts, first confirm they are visible in the browser version, then choose Settings ? Export Data Backup. Open the Home Screen app and choose Choose Backup to Restore on its unlock screen, or use its restore option in Settings. Keep using the browser copy until you have confirmed the contacts are visible in the Home Screen app. After the transfer, changes made in one copy will not appear in the other; export and restore a fresh backup when you want to move newer changes.</w:t>
+        <w:t>The browser version and the Home Screen app do not automatically sync their contacts. Adding the app to your Home Screen does not transfer the data already saved in your browser; the two versions may keep separate local copies. To move your contacts, first confirm they are visible in the browser version, then choose Settings → Backup &amp; Restore → Back up everything (or the export icon at the bottom of the contact list). Open the Home Screen app and choose Choose Backup to Restore on its unlock screen, or use its restore option in Settings. Keep using the browser copy until you have confirmed the contacts are visible in the Home Screen app. After the transfer, changes made in one copy will not appear in the other; export and restore a fresh backup when you want to move newer changes.</w:t>
       </w:r>
     </w:p>
     <w:p>

--- a/docs/Return Visits App User Guide.docx
+++ b/docs/Return Visits App User Guide.docx
@@ -162,7 +162,7 @@
         <w:pStyle w:val="ListBullet"/>
       </w:pPr>
       <w:r>
-        <w:t>Choose Save to keep your changes. To edit an existing contact, use the pencil/edit action on their contact card. Choose Navigate on a contact card to open Google Maps directions; saved coordinates are used when available, otherwise the contact address is used. Choose Share and then Text / SMS, WhatsApp, or Email to prepare a plain-text summary with the contact's available details and directions link. Visit notes are not included. This is not encrypted by the app; use Export for encrypted app-to-app transfer. Review the message in the selected app before sending.</w:t>
+        <w:t>Choose the Save (disk) icon at the bottom of the editor to keep your changes. Next to the title at the top, the + icon starts another new contact without leaving the editor, and the ? closes it. In the bottom bar, the arrow icon opens Google Maps directions to the contact. To edit an existing contact, use the pencil/edit action on their contact card. Choose Navigate on a contact card to open Google Maps directions; saved coordinates are used when available, otherwise the contact address is used. Choose Share and then Text / SMS, WhatsApp, or Email to prepare a plain-text summary with the contact's available details and directions link. Visit notes are not included. This is not encrypted by the app; use Export for encrypted app-to-app transfer. Review the message in the selected app before sending.</w:t>
       </w:r>
     </w:p>
     <w:p>
@@ -170,7 +170,7 @@
         <w:pStyle w:val="ListBullet"/>
       </w:pPr>
       <w:r>
-        <w:t>If you choose Exit or close the editor after making changes, the app asks whether to leave without saving. Confirming discards those changes; canceling keeps the editor open.</w:t>
+        <w:t>If you choose the ? or close the editor after making changes, the app asks whether to leave without saving. Confirming discards those changes; canceling keeps the editor open.</w:t>
       </w:r>
     </w:p>
     <w:p>
@@ -178,7 +178,7 @@
         <w:pStyle w:val="ListBullet"/>
       </w:pPr>
       <w:r>
-        <w:t>Use the Map button in the bottom navigation to view contacts that match the current search and filters and have map coordinates. Changing the search or filters also updates the map. Contacts without coordinates do not have a pin on the map. Whenever the Map is open with no visible contact pins, it centers approximately on the Default City and State in Settings and sends that city and state to OpenStreetMap Nominatim for the lookup. Choose Navigate in a map pin popup to open directions in Google Maps. Drag a pin on this page to move it; the new coordinates save automatically.</w:t>
+        <w:t>Use the round blue Map pin in the bottom navigation to view contacts that match the current search and filters and have map coordinates. Changing the search or filters also updates the map. Contacts without coordinates do not have a pin on the map. Whenever the Map is open with no visible contact pins, it centers approximately on the Default City and State in Settings and sends that city and state to OpenStreetMap Nominatim for the lookup. Choose Navigate in a map pin popup to open directions in Google Maps. Drag a pin on this page to move it; the new coordinates save automatically. The map opens zoomed to show every pin it will display.</w:t>
       </w:r>
     </w:p>
     <w:p>

--- a/docs/Return Visits App User Guide.docx
+++ b/docs/Return Visits App User Guide.docx
@@ -178,7 +178,7 @@
         <w:pStyle w:val="ListBullet"/>
       </w:pPr>
       <w:r>
-        <w:t>Use the round blue Map pin in the bottom navigation to view contacts that match the current search and filters and have map coordinates. Changing the search or filters also updates the map. Contacts without coordinates do not have a pin on the map. Whenever the Map is open with no visible contact pins, it centers approximately on the Default City and State in Settings and sends that city and state to OpenStreetMap Nominatim for the lookup. Choose Navigate in a map pin popup to open directions in Google Maps. Drag a pin on this page to move it; the new coordinates save automatically. The map opens zoomed to show every pin it will display.</w:t>
+        <w:t>Use the round blue Map pin in the bottom navigation to view contacts that match the current search and filters and have map coordinates. Changing the search or filters also updates the map. Contacts without coordinates do not have a pin on the map. Whenever the Map is open with no visible contact pins, it centers approximately on the Default City and State in Settings and sends that city and state to OpenStreetMap Nominatim for the lookup. Choose Navigate in a map pin popup to open directions in Google Maps. Drag a pin on this page to move it; the new coordinates save automatically. The map opens zoomed to show every pin it will display. In Settings, Your Details stores your name, address and home pin. Your home shows on the Map as a purple house icon that you can drag, the Map opens fitted to include it, and your name is added to contacts you share. Your details stay on this device and are included in backups.</w:t>
       </w:r>
     </w:p>
     <w:p>

--- a/docs/Return Visits App User Guide.docx
+++ b/docs/Return Visits App User Guide.docx
@@ -252,7 +252,7 @@
         <w:pStyle w:val="ListBullet"/>
       </w:pPr>
       <w:r>
-        <w:t>On the contact card, type a note into the 'Add visit log...' box and choose the plus button to save it with today's date and time. In the contact editor, enter a note and choose Save; you can adjust its date and time there. Existing notes can be edited or deleted from the contact editor.</w:t>
+        <w:t>On the contact card, type a note into the 'Add visit log...' box and choose the plus button to save it with today's date and time. In the contact editor, enter a note and choose Save; you can adjust its date and time there. Existing notes can be edited or deleted from the contact editor. To dictate a note instead of typing, tap the microphone key on your phone or tablet keyboard while the note field is selected. On iPhone and iPad, turn it on in Settings ? General ? Keyboard ? Enable Dictation if you do not see it. The app does not record audio itself; your device handles the dictation and may send speech to Apple or Google depending on its settings.</w:t>
       </w:r>
     </w:p>
     <w:p>

--- a/docs/Return Visits App User Guide.docx
+++ b/docs/Return Visits App User Guide.docx
@@ -29,7 +29,7 @@
     <w:p>
       <w:pPr/>
       <w:r>
-        <w:t>For regular phone use, we recommend adding Return Visits to your Home Screen and using that copy consistently. On iPhone, open this page in Safari, tap Share, then Add to Home Screen; if a link opens inside another app, use its menu to choose Open in Safari. On Android, open the page in Chrome and choose Install app or Add to Home screen from the browser menu. A website cannot force links to open in a particular browser or install itself. The Home Screen app opens like an app, but its contacts are still stored locally on this device. The browser version and Home Screen app may keep separate data and do not automatically sync; adding the icon does not transfer contacts already saved in your browser. If you already entered contacts in a browser, either continue using that browser or export an encrypted backup and restore it in the Home Screen app before switching. The app is free to use but has no online sync service, so maintaining multiple copies requires manual backup and restore. See 'Protect your information and make a backup' later in this guide.</w:t>
+        <w:t>For regular phone use, we recommend adding Return Visits to your Home Screen and using that copy consistently. On iPhone, open this page in Safari, tap Share, then Add to Home Screen; if a link opens inside another app, use its menu to choose Open in Safari. On Android, open the page in Chrome and choose Install app or Add to Home screen from the browser menu. A website cannot force links to open in a particular browser or install itself. The Home Screen app opens like an app, but its contacts are still stored locally on this device. The browser version and Home Screen app may keep separate data and do not automatically sync; adding the icon does not transfer contacts already saved in your browser. If you already entered contacts in a browser, either continue using that browser or export an encrypted backup and restore it in the Home Screen app before switching. The app is free to use but has no online sync service, so maintaining multiple copies requires manual backup and restore. See 'Protect your information and make a backup' later in this guide. The first time you open the app in a browser, a short tip at the top of the Contacts page explains how to do this. Choose Got it to dismiss it for good; it never appears in the installed app.</w:t>
       </w:r>
     </w:p>
     <w:p>

--- a/docs/Return Visits App User Guide.docx
+++ b/docs/Return Visits App User Guide.docx
@@ -29,7 +29,7 @@
     <w:p>
       <w:pPr/>
       <w:r>
-        <w:t>For regular phone use, we recommend adding Return Visits to your Home Screen and using that copy consistently. On iPhone, open this page in Safari, tap Share, then Add to Home Screen; if a link opens inside another app, use its menu to choose Open in Safari. On Android, open the page in Chrome and choose Install app or Add to Home screen from the browser menu. A website cannot force links to open in a particular browser or install itself. The Home Screen app opens like an app, but its contacts are still stored locally on this device. The browser version and Home Screen app may keep separate data and do not automatically sync; adding the icon does not transfer contacts already saved in your browser. If you already entered contacts in a browser, either continue using that browser or export an encrypted backup and restore it in the Home Screen app before switching. The app is free to use but has no online sync service, so maintaining multiple copies requires manual backup and restore. See 'Protect your information and make a backup' later in this guide. The first time you open the app in a browser, a short tip at the top of the Contacts page explains how to do this. Choose Got it to dismiss it for good; it never appears in the installed app.</w:t>
+        <w:t>For regular phone use, we recommend adding Return Visits to your Home Screen and using that copy consistently. On iPhone, open this page in Safari, tap Share, then Add to Home Screen; if a link opens inside another app, use its menu to choose Open in Safari. On Android, open the page in Chrome and choose Install app or Add to Home screen from the browser menu. A website cannot force links to open in a particular browser or install itself. The Home Screen app opens like an app, but its contacts are still stored locally on this device. The browser version and Home Screen app may keep separate data and do not automatically sync; adding the icon does not transfer contacts already saved in your browser. If you already entered contacts in a browser, either continue using that browser or export an encrypted backup and restore it in the Home Screen app before switching. The app is free to use but has no online sync service, so maintaining multiple copies requires manual backup and restore. See 'Protect your information and make a backup' later in this guide. The first time you open the app, a short tip at the top of the Contacts page explains how to do this (the install steps never appear in the installed app) and asks you to open Settings and set your default information before adding contacts. Choose Got it and the app opens Settings ? Defaults for you; after you save, it tells you that you may now add contacts and offers a link back to the Contacts page.</w:t>
       </w:r>
     </w:p>
     <w:p>

--- a/docs/Return Visits App User Guide.docx
+++ b/docs/Return Visits App User Guide.docx
@@ -480,7 +480,7 @@
     </w:p>
     <w:p>
       <w:r>
-        <w:t>On another device, open the app at https://grasfulls.github.io/return-visits-app/ in a web browser. Your contacts will not appear automatically; restore an encrypted backup using the instructions in "Protect your information and make a backup" above. On a phone, you can optionally add the app to your Home Screen: in Safari on iPhone, use Share then Add to Home Screen; in Chrome on Android, choose Install app or Add to Home screen. The app checks for updates when it opens and prompts you once it has opened if an update is ready; an exclamation mark also appears by Settings. To check or refresh manually, open Settings → App updates and choose Check for Updates &amp; Refresh while online. Save or finish any open contact or Settings edits before refreshing. The app reloads its code while keeping the contacts and settings stored in that app copy on the device. After it reloads, unlock using the same passphrase if you have turned one on.</w:t>
+        <w:t>On another device, open the app at https://grasfulls.github.io/return-visits-app/ in a web browser. Your contacts will not appear automatically; restore an encrypted backup using the instructions in "Protect your information and make a backup" above. On a phone, you can optionally add the app to your Home Screen: in Safari on iPhone, use Share then Add to Home Screen; in Chrome on Android, choose Install app or Add to Home screen. The app checks for updates when it opens and prompts you once it has opened if an update is ready; an exclamation mark also appears by Settings. To check or refresh manually, open Settings → App updates and choose Check for Updates &amp; Refresh while online. Save or finish any open contact or Settings edits before refreshing. If something is unsaved, the app names the exact section and field and takes you to it. Leaving Settings with unsaved edits also asks "Discard unsaved changes?"; choose OK to discard them or Cancel to stay and finish. The app reloads its code while keeping the contacts and settings stored in that app copy on the device. After it reloads, unlock using the same passphrase if you have turned one on.</w:t>
       </w:r>
     </w:p>
     <w:p>

--- a/docs/Return Visits App User Guide.docx
+++ b/docs/Return Visits App User Guide.docx
@@ -480,7 +480,7 @@
     </w:p>
     <w:p>
       <w:r>
-        <w:t>On another device, open the app at https://grasfulls.github.io/return-visits-app/ in a web browser. Your contacts will not appear automatically; restore an encrypted backup using the instructions in "Protect your information and make a backup" above. On a phone, you can optionally add the app to your Home Screen: in Safari on iPhone, use Share then Add to Home Screen; in Chrome on Android, choose Install app or Add to Home screen. The app checks for updates when it opens and prompts you once it has opened if an update is ready; an exclamation mark also appears by Settings. To check or refresh manually, open Settings → App updates and choose Check for Updates &amp; Refresh while online. Save or finish any open contact or Settings edits before refreshing. If something is unsaved, the app names the exact section and field and takes you to it. Leaving Settings with unsaved edits also asks "Discard unsaved changes?"; choose OK to discard them or Cancel to stay and finish. The app reloads its code while keeping the contacts and settings stored in that app copy on the device. After it reloads, unlock using the same passphrase if you have turned one on.</w:t>
+        <w:t>On another device, open the app at https://grasfulls.github.io/return-visits-app/ in a web browser. Your contacts will not appear automatically; restore an encrypted backup using the instructions in "Protect your information and make a backup" above. On a phone, you can optionally add the app to your Home Screen: in Safari on iPhone, use Share then Add to Home Screen; in Chrome on Android, choose Install app or Add to Home screen. The app checks for updates when it opens and prompts you once it has opened if an update is ready; an exclamation mark also appears by Settings. To check or refresh manually, open Settings → App updates and choose Check for Updates &amp; Refresh while online. If there is no update, a "No update available" message appears; tap OK to close it. Save or finish any open contact or Settings edits before refreshing. If something is unsaved, the app names the exact section and field and takes you to it. Leaving Settings with unsaved edits also asks "Discard unsaved changes?"; choose OK to discard them or Cancel to stay and finish. The app reloads its code while keeping the contacts and settings stored in that app copy on the device. After it reloads, unlock using the same passphrase if you have turned one on.</w:t>
       </w:r>
     </w:p>
     <w:p>

--- a/docs/Return Visits App User Guide.docx
+++ b/docs/Return Visits App User Guide.docx
@@ -321,7 +321,7 @@
         <w:pStyle w:val="ListBullet"/>
       </w:pPr>
       <w:r>
-        <w:t>Choose the export icon at the bottom of the contact list (with no filter active), or Settings → Backup &amp; Restore → Back up everything. The encrypted backup includes all contacts and settings and is downloaded by your browser to its usual Downloads location.</w:t>
+        <w:t>Choose the export icon at the bottom of the contact list (with no filter active), or Settings → Backup &amp; Restore → Back up everything. The encrypted backup includes all contacts and settings and is downloaded by your browser to its usual Downloads location. The top of that Settings section also shows whether your browser has agreed to protect the app's storage from being cleared; backups are still recommended either way.</w:t>
       </w:r>
     </w:p>
     <w:p>

--- a/docs/Return Visits App User Guide.docx
+++ b/docs/Return Visits App User Guide.docx
@@ -84,7 +84,7 @@
         <w:pStyle w:val="ListBullet"/>
       </w:pPr>
       <w:r>
-        <w:t>A passphrase is not required. By default the app opens right away and stores your contacts on this device without encryption. To protect your data, open Settings → Passphrase, choose Turn On Passphrase, and choose a passphrase with at least 8 characters. Your saved data is then encrypted, and you will enter the passphrase each time you open the app on that device and browser.</w:t>
+        <w:t>A passphrase is not required. By default the app opens right away and stores your contacts on this device without encryption. To protect your data, open Settings → Passphrase, choose Turn On Passphrase, and choose a passphrase with at least 12 characters. Your saved data is then encrypted, and you will enter the passphrase each time you open the app on that device and browser.</w:t>
       </w:r>
     </w:p>
     <w:p>
@@ -100,7 +100,15 @@
         <w:pStyle w:val="ListBullet"/>
       </w:pPr>
       <w:r>
-        <w:t>Keep the passphrase somewhere safe. There is no passphrase recovery. If you forget it, the app cannot unlock that device's encrypted contacts.</w:t>
+        <w:t>Keep the passphrase and the recovery code somewhere safe. If you lose both, the app cannot unlock that device's encrypted contacts.</w:t>
+      </w:r>
+    </w:p>
+    <w:p>
+      <w:pPr>
+        <w:pStyle w:val="ListBullet"/>
+      </w:pPr>
+      <w:r>
+        <w:t>Recovery code: when you turn a passphrase on or change it, the app shows a recovery code once (for example ABCDE-FGHJK-LMNPQ-RSTUV-WXYZ2). Write it down or save it away from your phone and keep it private, because anyone with it can open your data. If you forget your passphrase, type the recovery code in its place on the unlock screen, then open Settings → Passphrase and choose a new passphrase (you can enter the code as the current passphrase). The code is stored, locked, inside your backup files, so it also works when you restore a backup. If you lose the code but know your passphrase, choose Settings → Passphrase → Make a New Recovery Code; people who set a passphrase before this feature should do this once.</w:t>
       </w:r>
     </w:p>
     <w:p>
@@ -122,7 +130,7 @@
     <w:p>
       <w:pPr/>
       <w:r>
-        <w:t>If a passphrase is on, after unlocking this copy of the app, open Settings → Passphrase, enter your current passphrase, then enter and confirm a new passphrase of at least 8 characters. The app re-encrypts this copy's saved contacts and settings with the new passphrase. This does not change other browser or Home Screen copies, or the passphrase on backup files you already exported. Keep using the old passphrase for those existing backups; a new backup will use the new passphrase. To stop using a passphrase, open Settings → Passphrase, choose Turn Off Passphrase, and enter your current passphrase once. Your data is then stored without encryption and the app opens without asking for a passphrase. You can turn it on again at any time.</w:t>
+        <w:t>If a passphrase is on, after unlocking this copy of the app, open Settings → Passphrase, enter your current passphrase, then enter and confirm a new passphrase of at least 12 characters. The app re-encrypts this copy's saved contacts and settings with the new passphrase. This does not change other browser or Home Screen copies, or the passphrase on backup files you already exported. Keep using the old passphrase for those existing backups; a new backup will use the new passphrase. To stop using a passphrase, open Settings → Passphrase, choose Turn Off Passphrase, and enter your current passphrase once. Your data is then stored without encryption and the app opens without asking for a passphrase. You can turn it on again at any time.</w:t>
       </w:r>
     </w:p>
     <w:p>

--- a/docs/Return Visits App User Guide.docx
+++ b/docs/Return Visits App User Guide.docx
@@ -56,7 +56,7 @@
     <w:p>
       <w:pPr/>
       <w:r>
-        <w:t>Contacts and settings are stored in the browser on the device where you use the app. They do not automatically sync to your other devices or browsers.</w:t>
+        <w:t>Contacts and settings are stored in the browser on the device where you use the app. They do not automatically sync to your other devices or browsers. You can optionally turn on a backup to your own Dropbox; see "Cloud backup (optional)".</w:t>
       </w:r>
     </w:p>
     <w:p>
@@ -321,7 +321,7 @@
     </w:p>
     <w:p>
       <w:r>
-        <w:t>Your contacts and settings are stored in this device's browser, and are encrypted if you have turned on a passphrase. They are not uploaded to an account and are not automatically backed up. Clearing browser data, losing the device, or forgetting the passphrase (if one is on) can make the local records unavailable. Make backups regularly and keep them somewhere safe.</w:t>
+        <w:t>Your contacts and settings are stored in this device's browser, and are encrypted if you have turned on a passphrase. They are not uploaded to an account and are not automatically backed up unless you turn on the optional cloud backup (see "Cloud backup (optional)" below). Clearing browser data, losing the device, or forgetting the passphrase (if one is on) can make the local records unavailable. Make backups regularly and keep them somewhere safe.</w:t>
       </w:r>
     </w:p>
     <w:p>
@@ -354,6 +354,101 @@
       </w:pPr>
       <w:r>
         <w:t>To share one contact, use that contact card's export/download action. This creates an encrypted contact file. Give the recipient the file and its separate sharing passphrase through different channels. Import it from Settings; it adds that contact without replacing the recipient's other contacts.</w:t>
+      </w:r>
+    </w:p>
+    <w:p>
+      <w:pPr>
+        <w:pStyle w:val="Heading1"/>
+      </w:pPr>
+      <w:r>
+        <w:t>Cloud backup (optional)</w:t>
+      </w:r>
+    </w:p>
+    <w:p>
+      <w:r>
+        <w:t>Cloud backup keeps a copy of your contacts and settings in your own Dropbox account, outside your phone. If your phone is lost, broken or replaced, you can restore from Dropbox instead of needing a file you saved earlier. It is off unless you turn it on, and the file backups above keep working either way.</w:t>
+      </w:r>
+    </w:p>
+    <w:p>
+      <w:r>
+        <w:t>You need a Dropbox account. The app can send you to Dropbox to sign up, but it cannot create the account for you. The free Basic plan is enough. Dropbox may offer a paid trial; you can skip it.</w:t>
+      </w:r>
+    </w:p>
+    <w:p>
+      <w:pPr>
+        <w:pStyle w:val="ListBullet"/>
+      </w:pPr>
+      <w:r>
+        <w:t>To turn it on: open Settings → Cloud backup (optional) and choose Set Up Cloud Backup.</w:t>
+      </w:r>
+    </w:p>
+    <w:p>
+      <w:pPr>
+        <w:pStyle w:val="ListBullet"/>
+      </w:pPr>
+      <w:r>
+        <w:t>Choose Yes, I have one if you already have a Dropbox account. If not, choose No, help me get one and follow the steps: open dropbox.com/basic, sign up, choose the free Basic plan, confirm your email if asked, then return to the app and choose I Have My Account, Continue.</w:t>
+      </w:r>
+    </w:p>
+    <w:p>
+      <w:pPr>
+        <w:pStyle w:val="ListBullet"/>
+      </w:pPr>
+      <w:r>
+        <w:t>Choose Connect to Dropbox, sign in when Dropbox asks, and tap Allow. The app can only use its own folder, Return Visits, and cannot see anything else in your Dropbox. Dropbox then sends you back to the app, which makes your first backup. If you connect on a new device with no contacts and Dropbox already has a backup, the app offers to restore it.</w:t>
+      </w:r>
+    </w:p>
+    <w:p>
+      <w:pPr>
+        <w:pStyle w:val="ListBullet"/>
+      </w:pPr>
+      <w:r>
+        <w:t>The app backs up when you open it if your last Dropbox backup is more than a day old, and about 15 seconds after you make changes or as you leave the app. A web app cannot back up while it is closed.</w:t>
+      </w:r>
+    </w:p>
+    <w:p>
+      <w:pPr>
+        <w:pStyle w:val="ListBullet"/>
+      </w:pPr>
+      <w:r>
+        <w:t>Dropbox keeps a latest copy plus up to 10 dated copies (at most one new dated copy per day). Older dated copies are removed automatically.</w:t>
+      </w:r>
+    </w:p>
+    <w:p>
+      <w:pPr>
+        <w:pStyle w:val="ListBullet"/>
+      </w:pPr>
+      <w:r>
+        <w:t>If a passphrase is on, backups sent to Dropbox are encrypted with it. Without a passphrase they are not encrypted, so the app asks you to confirm before connecting. Your Dropbox sign-in is separate from your app passphrase. Copies saved before you turned a passphrase on stay unencrypted until they age out, so consider turning the passphrase on before you connect.</w:t>
+      </w:r>
+    </w:p>
+    <w:p>
+      <w:pPr>
+        <w:pStyle w:val="ListBullet"/>
+      </w:pPr>
+      <w:r>
+        <w:t>To restore, choose Settings → Cloud backup → Restore from Dropbox, pick the latest copy or a dated one, and confirm. Restoring replaces the contacts and settings on this device. If the backup is encrypted, enter its passphrase or recovery code.</w:t>
+      </w:r>
+    </w:p>
+    <w:p>
+      <w:pPr>
+        <w:pStyle w:val="ListBullet"/>
+      </w:pPr>
+      <w:r>
+        <w:t>Back Up to Dropbox Now backs up immediately. Disconnect Dropbox stops backing up; your existing copies stay in your Dropbox. To remove the app's access completely, you can also remove Return Visits from your Dropbox account's connected apps.</w:t>
+      </w:r>
+    </w:p>
+    <w:p>
+      <w:pPr>
+        <w:pStyle w:val="ListBullet"/>
+      </w:pPr>
+      <w:r>
+        <w:t>The app never replaces your Dropbox copy with an empty one; it does not back up automatically when this device has no contacts.</w:t>
+      </w:r>
+    </w:p>
+    <w:p>
+      <w:r>
+        <w:t>Backup reminder: if 10 days or more pass without a successful backup (file or Dropbox), the app asks "You haven't backed up in N days. Back up now?" It asks at most once a day. With Dropbox connected, Yes backs up immediately; otherwise it opens Settings → Backup &amp; Restore. Only a successful backup resets the count.</w:t>
       </w:r>
     </w:p>
     <w:p>

--- a/docs/Return Visits App User Guide.docx
+++ b/docs/Return Visits App User Guide.docx
@@ -84,7 +84,7 @@
         <w:pStyle w:val="ListBullet"/>
       </w:pPr>
       <w:r>
-        <w:t>A passphrase is not required. By default the app opens right away and stores your contacts on this device without encryption. To protect your data, open Settings → Passphrase, choose Turn On Passphrase, and choose a passphrase with at least 12 characters. Your saved data is then encrypted, and you will enter the passphrase each time you open the app on that device and browser.</w:t>
+        <w:t>A passphrase is not required. By default the app opens right away and stores your contacts on this device without encryption. To protect your data, open Settings → Passphrase, choose Turn On Passphrase, enter and confirm a passphrase with at least 12 characters, and choose Save Passphrase. Your saved data is then encrypted, and you will enter the passphrase each time you open the app on that device and browser.</w:t>
       </w:r>
     </w:p>
     <w:p>

--- a/docs/Return Visits App User Guide.docx
+++ b/docs/Return Visits App User Guide.docx
@@ -130,7 +130,7 @@
     <w:p>
       <w:pPr/>
       <w:r>
-        <w:t>If a passphrase is on, after unlocking this copy of the app, open Settings → Passphrase, enter your current passphrase, then enter and confirm a new passphrase of at least 12 characters. The app re-encrypts this copy's saved contacts and settings with the new passphrase. This does not change other browser or Home Screen copies, or the passphrase on backup files you already exported. Keep using the old passphrase for those existing backups; a new backup will use the new passphrase. To stop using a passphrase, open Settings → Passphrase, choose Turn Off Passphrase, and enter your current passphrase once. Your data is then stored without encryption and the app opens without asking for a passphrase. You can turn it on again at any time.</w:t>
+        <w:t>If a passphrase is on, after unlocking this copy of the app, open Settings → Passphrase. The section says you may change the passphrase or turn it off. Choose Change Passphrase, enter your current passphrase, then enter and confirm a new passphrase of at least 12 characters. The app re-encrypts this copy's saved contacts and settings with the new passphrase. This does not change other browser or Home Screen copies, or the passphrase on backup files you already exported. Keep using the old passphrase for those existing backups; a new backup will use the new passphrase. To stop using a passphrase, open Settings → Passphrase and choose Turn Off Passphrase. The app first explains what this means: your data is stored without encryption, the app opens without asking for a passphrase, your recovery code stops working, and later backups are not encrypted. Choose Continue to go on or Cancel to keep the passphrase. If you continue, enter your current passphrase once to finish. You can turn it on again at any time.</w:t>
       </w:r>
     </w:p>
     <w:p>

--- a/docs/Return Visits App User Guide.docx
+++ b/docs/Return Visits App User Guide.docx
@@ -443,7 +443,7 @@
         <w:pStyle w:val="ListBullet"/>
       </w:pPr>
       <w:r>
-        <w:t>The app never replaces your Dropbox copy with an empty one; it does not back up automatically when this device has no contacts.</w:t>
+        <w:t>The app never replaces your Dropbox copy with an empty one; it does not back up automatically when this device has no contacts. With more than one device, each device checks Dropbox when you open the app (and when you return to it after a few minutes). If Dropbox has a newer backup from another device, the app asks whether to restore it; it never replaces anything without asking. You can also choose Check for a Newer Backup. After making changes on one device, wait about 15 seconds or close the app so its backup finishes before you open the other device. If you decline, automatic backup stays paused so the newer copy is not overwritten; Back Up to Dropbox Now replaces the Dropbox copy on purpose (older dated copies stay). Changes made on two devices are not merged; you choose which copy to keep.</w:t>
       </w:r>
     </w:p>
     <w:p>

--- a/docs/Return Visits App User Guide.docx
+++ b/docs/Return Visits App User Guide.docx
@@ -337,7 +337,7 @@
         <w:pStyle w:val="ListBullet"/>
       </w:pPr>
       <w:r>
-        <w:t>To move your full collection to a new device, open the app there and choose Choose Backup to Restore on the first screen. Select the backup and, if it is encrypted, enter the passphrase used when it was created.</w:t>
+        <w:t>To move your full collection to a new device, open the app there and choose Choose Backup to Restore on the first screen. Select the backup and, if it is encrypted, enter the passphrase used when it was created. One passphrase and one recovery code go with your data on every device. Restoring an encrypted backup onto a device that has no passphrase turns the passphrase on for that device (after a message and your confirmation) using the backup's passphrase and recovery code. Restoring an encrypted backup onto a device with a different passphrase switches that device to the backup's passphrase and recovery code. Restoring an unencrypted backup onto a device that has a passphrase keeps the device's own passphrase and protects the restored data with it.</w:t>
       </w:r>
     </w:p>
     <w:p>

--- a/docs/Return Visits App User Guide.docx
+++ b/docs/Return Visits App User Guide.docx
@@ -214,7 +214,7 @@
         <w:t xml:space="preserve"> Street addresses and newly entered location names are capitalized when you leave the field or save; recognized U.S. state names are stored as standard two-letter abbreviations, and state codes are uppercased.</w:t>
       </w:r>
       <w:r>
-        <w:t xml:space="preserve"> Street suffixes are displayed in abbreviated form throughout the app, including for previously saved contacts (for example, Avenue as Av, Road as Rd, Court as Ct, and Lane as Ln).</w:t>
+        <w:t xml:space="preserve"> Street suffixes are displayed in abbreviated form throughout the app, including for previously saved contacts (for example, Avenue as Av, Road as Rd, Court as Ct, and Lane as Ln). Once a pin is set, Confirm pin is correct hides the lookup buttons, coordinates and map; they return with Adjust pin or when the street address, city or state changes.</w:t>
       </w:r>
     </w:p>
     <w:p>
@@ -260,7 +260,7 @@
         <w:pStyle w:val="ListBullet"/>
       </w:pPr>
       <w:r>
-        <w:t>On the contact card, type a note into the 'Add visit log...' box and choose the plus button to save it with today's date and time. In the contact editor, enter a note and choose Save; you can adjust its date and time there. Existing notes can be edited or deleted from the contact editor. To dictate a note instead of typing, tap the microphone key on your phone or tablet keyboard while the note field is selected. On iPhone and iPad, turn it on in Settings ? General ? Keyboard ? Enable Dictation if you do not see it. The app does not record audio itself; your device handles the dictation and may send speech to Apple or Google depending on its settings.</w:t>
+        <w:t>On the contact card, choose the plus button, adjust the date and time if needed, add an optional note, and choose Save Visit. The card then shows the newest visit and its note; earlier visits stay in the contact editor's visit log. In the contact editor, enter a note and choose Save; you can adjust its date and time there. Existing notes can be edited or deleted from the contact editor. To dictate a note instead of typing, tap the microphone key on your phone or tablet keyboard while the note field is selected. On iPhone and iPad, turn it on in Settings ? General ? Keyboard ? Enable Dictation if you do not see it. The app does not record audio itself; your device handles the dictation and may send speech to Apple or Google depending on its settings.</w:t>
       </w:r>
     </w:p>
     <w:p>

--- a/docs/Return Visits App User Guide.docx
+++ b/docs/Return Visits App User Guide.docx
@@ -260,7 +260,7 @@
         <w:pStyle w:val="ListBullet"/>
       </w:pPr>
       <w:r>
-        <w:t>On the contact card, choose the plus button, adjust the date and time if needed, add an optional note, and choose Save Visit. The card then shows the newest visit and its note; earlier visits stay in the contact editor's visit log. In the contact editor, enter a note and choose Save; you can adjust its date and time there. Existing notes can be edited or deleted from the contact editor. To dictate a note instead of typing, tap the microphone key on your phone or tablet keyboard while the note field is selected. On iPhone and iPad, turn it on in Settings ? General ? Keyboard ? Enable Dictation if you do not see it. The app does not record audio itself; your device handles the dictation and may send speech to Apple or Google depending on its settings.</w:t>
+        <w:t>On the contact card, choose the ADD VISIT button, adjust the date and time if needed, add an optional note, and choose Save Visit. The card then shows the newest visit and its note; earlier visits stay in the contact editor's visit log. In the contact editor, enter a note and choose Save; you can adjust its date and time there. Existing notes can be edited or deleted from the contact editor. To dictate a note instead of typing, tap the microphone key on your phone or tablet keyboard while the note field is selected. On iPhone and iPad, turn it on in Settings ? General ? Keyboard ? Enable Dictation if you do not see it. The app does not record audio itself; your device handles the dictation and may send speech to Apple or Google depending on its settings.</w:t>
       </w:r>
     </w:p>
     <w:p>
@@ -366,7 +366,7 @@
     </w:p>
     <w:p>
       <w:r>
-        <w:t>Cloud backup keeps a copy of your contacts and settings in your own Dropbox account, outside your phone. If your phone is lost, broken or replaced, you can restore from Dropbox instead of needing a file you saved earlier. It is off unless you turn it on, and the file backups above keep working either way.</w:t>
+        <w:t>Cloud backup keeps a copy of your contacts and settings in your own Dropbox account, outside your phone. If your phone is lost, broken or replaced, you can restore from Dropbox instead of needing a file you saved earlier. It is off unless you turn it on. Dropbox is entirely optional: the app works fully without it, and all your data can stay only on this device, and the file backups above keep working either way.</w:t>
       </w:r>
     </w:p>
     <w:p>
@@ -443,7 +443,7 @@
         <w:pStyle w:val="ListBullet"/>
       </w:pPr>
       <w:r>
-        <w:t>The app never replaces your Dropbox copy with an empty one; it does not back up automatically when this device has no contacts. With more than one device, each device checks Dropbox when you open the app (and when you return to it after a few minutes). If Dropbox has a newer backup from another device, the app asks whether to restore it; it never replaces anything without asking. You can also choose Check for a Newer Backup. After making changes on one device, wait about 15 seconds or close the app so its backup finishes before you open the other device. If you decline, automatic backup stays paused so the newer copy is not overwritten; Back Up to Dropbox Now replaces the Dropbox copy on purpose (older dated copies stay). Changes made on two devices are not merged; you choose which copy to keep.</w:t>
+        <w:t>The app never replaces your Dropbox copy with an empty one; it does not back up automatically when this device has no contacts. With more than one device, each device combines its changes with Dropbox automatically: when you open the app, every couple of minutes while it is open, and as soon as the connection returns after being offline. Visits and contacts added on different devices are all kept. If you have no signal, your changes stay saved on the device and upload as soon as it can reach Dropbox. A cloud icon at the top of the app shows the state (synced, syncing, waiting to upload, offline or paused); tap it to sync now. You can also choose Check for a Newer Backup. If two devices change the very same contact at the same time, the most recent change to that contact is used, but visits from both devices are kept. If a Dropbox copy uses a different passphrase it cannot be combined automatically; the app then asks whether to restore it, and automatic backup stays paused until you do (Back Up to Dropbox Now replaces the Dropbox copy on purpose; older dated copies stay). A city, region or area you delete on one device can reappear from another.</w:t>
       </w:r>
     </w:p>
     <w:p>

--- a/docs/Return Visits App User Guide.docx
+++ b/docs/Return Visits App User Guide.docx
@@ -260,7 +260,7 @@
         <w:pStyle w:val="ListBullet"/>
       </w:pPr>
       <w:r>
-        <w:t>On the contact card, choose the ADD VISIT button, adjust the date and time if needed, add an optional note, and choose Save Visit. The card then shows the newest visit and its note; earlier visits stay in the contact editor's visit log. In the contact editor, enter a note and choose Save; you can adjust its date and time there. Existing notes can be edited or deleted from the contact editor. To dictate a note instead of typing, tap the microphone key on your phone or tablet keyboard while the note field is selected. On iPhone and iPad, turn it on in Settings ? General ? Keyboard ? Enable Dictation if you do not see it. The app does not record audio itself; your device handles the dictation and may send speech to Apple or Google depending on its settings.</w:t>
+        <w:t>On the contact card, choose the ADD VISIT button. The contact opens on its Visits section with the cursor in the new-visit note box (the details are under Contact Info); type a note or change the date and time, then save. The pencil opens Contact Info instead, and visit history stays hidden until you choose Visits. If you leave without a note or date change, no visit is added. The card then shows the newest visit and its note; earlier visits stay in the contact editor's visit log. In the contact editor, enter a note and choose Save; you can adjust its date and time there. Existing notes can be edited or deleted from the contact editor. To dictate a note instead of typing, tap the microphone key on your phone or tablet keyboard while the note field is selected. On iPhone and iPad, turn it on in Settings ? General ? Keyboard ? Enable Dictation if you do not see it. The app does not record audio itself; your device handles the dictation and may send speech to Apple or Google depending on its settings.</w:t>
       </w:r>
     </w:p>
     <w:p>

--- a/docs/Return Visits App User Guide.docx
+++ b/docs/Return Visits App User Guide.docx
@@ -366,7 +366,7 @@
     </w:p>
     <w:p>
       <w:r>
-        <w:t>Cloud backup keeps a copy of your contacts and settings in your own Dropbox account, outside your phone. If your phone is lost, broken or replaced, you can restore from Dropbox instead of needing a file you saved earlier. It is off unless you turn it on. Dropbox is entirely optional: the app works fully without it, and all your data can stay only on this device, and the file backups above keep working either way.</w:t>
+        <w:t>Cloud backup keeps a copy of your contacts and settings in your own Dropbox account, outside your phone. If your phone is lost, broken or replaced, you can restore from Dropbox instead of needing a file you saved earlier. If you connect more than one device to the same Dropbox, it also keeps them in step (see Syncing between devices below). It is off unless you turn it on. Dropbox is entirely optional: the app works fully without it, nothing is sent anywhere, and all your data can stay only on this device. The file backups above keep working either way.</w:t>
       </w:r>
     </w:p>
     <w:p>
@@ -403,7 +403,7 @@
         <w:pStyle w:val="ListBullet"/>
       </w:pPr>
       <w:r>
-        <w:t>The app backs up when you open it if your last Dropbox backup is more than a day old, and about 15 seconds after you make changes or as you leave the app. A web app cannot back up while it is closed.</w:t>
+        <w:t>The app checks Dropbox when you open it, and backs up about 15 seconds after you make changes or as you leave the app. While it is open it also checks every couple of minutes. A web app cannot back up while it is closed, so this happens when you use it.</w:t>
       </w:r>
     </w:p>
     <w:p>
@@ -443,7 +443,135 @@
         <w:pStyle w:val="ListBullet"/>
       </w:pPr>
       <w:r>
-        <w:t>The app never replaces your Dropbox copy with an empty one; it does not back up automatically when this device has no contacts. With more than one device, each device combines its changes with Dropbox automatically: when you open the app, every couple of minutes while it is open, and as soon as the connection returns after being offline. Visits and contacts added on different devices are all kept. If you have no signal, your changes stay saved on the device and upload as soon as it can reach Dropbox. A cloud icon at the top of the app shows the state (synced, syncing, waiting to upload, offline or paused); tap it to sync now. You can also choose Check for a Newer Backup. If two devices change the very same contact at the same time, the most recent change to that contact is used, but visits from both devices are kept. If a Dropbox copy uses a different passphrase it cannot be combined automatically; the app then asks whether to restore it, and automatic backup stays paused until you do (Back Up to Dropbox Now replaces the Dropbox copy on purpose; older dated copies stay). A city, region or area you delete on one device can reappear from another.</w:t>
+        <w:t>The app never replaces your Dropbox copy with an empty one; it does not back up automatically when this device has no contacts. Using more than one device is covered next, under Syncing between devices.</w:t>
+      </w:r>
+    </w:p>
+    <w:p>
+      <w:pPr>
+        <w:pStyle w:val="Heading2"/>
+      </w:pPr>
+      <w:r>
+        <w:t>Syncing between devices</w:t>
+      </w:r>
+    </w:p>
+    <w:p>
+      <w:pPr/>
+      <w:r>
+        <w:t>Syncing is part of Dropbox backup. If you do not connect Dropbox, nothing syncs: your contacts stay only on that device, and each device is separate. If you connect every device to the same Dropbox, they combine their changes automatically.</w:t>
+      </w:r>
+    </w:p>
+    <w:p>
+      <w:pPr/>
+      <w:r>
+        <w:t>Important: all devices that sync together must use the same passphrase and the same recovery code. Dropbox and your device sign-in are the only protection the app requires. A passphrase is only needed if you want your Dropbox copies encrypted; turn it on once, on your main device.</w:t>
+      </w:r>
+    </w:p>
+    <w:p>
+      <w:pPr/>
+      <w:r>
+        <w:t>Setting up a second device (for example an iPad):</w:t>
+      </w:r>
+    </w:p>
+    <w:p>
+      <w:pPr>
+        <w:ind w:left="360"/>
+      </w:pPr>
+      <w:r>
+        <w:t>Step 1. On your main device (the one that has your contacts), make a file backup first. If you want encrypted Dropbox copies, turn on the passphrase now under Settings → Passphrase and save the recovery code. Then connect Dropbox as described above and wait for the cloud icon to show it is synced.</w:t>
+      </w:r>
+    </w:p>
+    <w:p>
+      <w:pPr>
+        <w:ind w:left="360"/>
+      </w:pPr>
+      <w:r>
+        <w:t>Step 2. On the second device, install or update the app, open Settings → Cloud backup (optional) and connect to the same Dropbox account. Do not turn on a passphrase there first.</w:t>
+      </w:r>
+    </w:p>
+    <w:p>
+      <w:pPr>
+        <w:ind w:left="360"/>
+      </w:pPr>
+      <w:r>
+        <w:t>Step 3. When the app says Dropbox already has a backup, choose Restore, not Replace. Pick the latest copy. If it is encrypted, enter the passphrase or recovery code from your main device; the second device then uses that same passphrase and recovery code.</w:t>
+      </w:r>
+    </w:p>
+    <w:p>
+      <w:pPr>
+        <w:ind w:left="360"/>
+      </w:pPr>
+      <w:r>
+        <w:t>Step 4. Your contacts appear and the cloud icon shows it is synced. After this the two devices stay in step by themselves.</w:t>
+      </w:r>
+    </w:p>
+    <w:p>
+      <w:pPr/>
+      <w:r>
+        <w:t>Day to day:</w:t>
+      </w:r>
+    </w:p>
+    <w:p>
+      <w:pPr>
+        <w:pStyle w:val="ListBullet"/>
+      </w:pPr>
+      <w:r>
+        <w:t>Each device combines with Dropbox when you open the app, about every couple of minutes while it is open, and as soon as a lost connection returns. After you make a change, wait about 15 seconds before switching to the other device.</w:t>
+      </w:r>
+    </w:p>
+    <w:p>
+      <w:pPr>
+        <w:pStyle w:val="ListBullet"/>
+      </w:pPr>
+      <w:r>
+        <w:t>Contacts and visits added on different devices are all kept. Deleting a contact or a visit on one device removes it on the others.</w:t>
+      </w:r>
+    </w:p>
+    <w:p>
+      <w:pPr>
+        <w:pStyle w:val="ListBullet"/>
+      </w:pPr>
+      <w:r>
+        <w:t>If two devices change the very same contact at nearly the same time, the most recent change to that contact's details is used, but visits from both devices are kept.</w:t>
+      </w:r>
+    </w:p>
+    <w:p>
+      <w:pPr>
+        <w:pStyle w:val="ListBullet"/>
+      </w:pPr>
+      <w:r>
+        <w:t>With no signal, your changes stay saved on the device and upload automatically when it can reach Dropbox again.</w:t>
+      </w:r>
+    </w:p>
+    <w:p>
+      <w:pPr>
+        <w:pStyle w:val="ListBullet"/>
+      </w:pPr>
+      <w:r>
+        <w:t>The cloud icon at the top right shows the state: cloud = up to date, circular arrows = syncing, hourglass = changes waiting to upload, no-signal = no connection (your changes are kept), warning = paused and needs attention. Tap it to sync now and read the message. Check for a Newer Backup does the same from Settings.</w:t>
+      </w:r>
+    </w:p>
+    <w:p>
+      <w:pPr>
+        <w:pStyle w:val="ListBullet"/>
+      </w:pPr>
+      <w:r>
+        <w:t>If a device uses a different passphrase than the Dropbox copy, the app cannot combine them. It asks whether to restore the Dropbox copy and keeps automatic backup paused until you decide. Use Back Up to Dropbox Now only if you want this device's data to replace the Dropbox copy; older dated copies stay.</w:t>
+      </w:r>
+    </w:p>
+    <w:p>
+      <w:pPr>
+        <w:pStyle w:val="ListBullet"/>
+      </w:pPr>
+      <w:r>
+        <w:t>Connecting a device that already has contacts to a Dropbox that already has a backup asks whether to restore (replace this device) or replace the Dropbox copy. Choose carefully.</w:t>
+      </w:r>
+    </w:p>
+    <w:p>
+      <w:pPr>
+        <w:pStyle w:val="ListBullet"/>
+      </w:pPr>
+      <w:r>
+        <w:t>Limits: a city, region or area you delete on one device can come back from another, and renaming one can leave the old name behind. Settings other than those lists come from the device that changed them last.</w:t>
       </w:r>
     </w:p>
     <w:p>
@@ -462,7 +590,7 @@
     <w:p>
       <w:pPr/>
       <w:r>
-        <w:t>If Safari, Chrome, and a Home Screen app each contain contacts, they are separate copies and do not sync. For regular phone use, choose the Home Screen app as the one copy to keep. A full backup restore replaces the destination collection; it does not merge two backups.</w:t>
+        <w:t>If Safari, Chrome, and a Home Screen app each contain contacts, they are separate copies and do not sync, even if you use Dropbox on one of them. For regular phone use, choose the Home Screen app as the one copy to keep. A full backup restore replaces the destination collection; it does not merge two backups.</w:t>
       </w:r>
     </w:p>
     <w:p>

--- a/docs/Return Visits App User Guide.docx
+++ b/docs/Return Visits App User Guide.docx
@@ -56,7 +56,7 @@
     <w:p>
       <w:pPr/>
       <w:r>
-        <w:t>Contacts and settings are stored in the browser on the device where you use the app. They do not automatically sync to your other devices or browsers. You can optionally turn on a backup to your own Dropbox; see "Cloud backup (optional)".</w:t>
+        <w:t>Contacts and settings are stored in the browser on the device where you use the app. They do not sync to your other devices unless you choose to: you can optionally connect your own Dropbox, which backs up your contacts and keeps your devices in step; see "Cloud backup (optional)" and "Syncing between devices".</w:t>
       </w:r>
     </w:p>
     <w:p>
@@ -116,7 +116,7 @@
         <w:pStyle w:val="ListBullet"/>
       </w:pPr>
       <w:r>
-        <w:t>A passphrase does not sync or restore contacts by itself. To recover your contacts after reinstalling the app or to move them to another device, you need a backup. See "Protect your information and make a backup" below.</w:t>
+        <w:t>A passphrase does not sync or restore contacts by itself. To recover your contacts after reinstalling the app or to move them to another device, you need a backup (a file, or Dropbox). See "Protect your information and make a backup" below.</w:t>
       </w:r>
     </w:p>
     <w:p>
@@ -711,7 +711,7 @@
     </w:p>
     <w:p>
       <w:r>
-        <w:t>On another device, open the app at https://grasfulls.github.io/return-visits-app/ in a web browser. Your contacts will not appear automatically; restore an encrypted backup using the instructions in "Protect your information and make a backup" above. On a phone, you can optionally add the app to your Home Screen: in Safari on iPhone, use Share then Add to Home Screen; in Chrome on Android, choose Install app or Add to Home screen. The app checks for updates when it opens and prompts you once it has opened if an update is ready; an exclamation mark also appears by Settings. To check or refresh manually, open Settings → App updates and choose Check for Updates &amp; Refresh while online. If there is no update, a "No update available" message appears; tap OK to close it. Save or finish any open contact or Settings edits before refreshing. If something is unsaved, the app names the exact section and field and takes you to it. Leaving Settings with unsaved edits also asks "Discard unsaved changes?"; choose OK to discard them or Cancel to stay and finish. The app reloads its code while keeping the contacts and settings stored in that app copy on the device. After it reloads, unlock using the same passphrase if you have turned one on.</w:t>
+        <w:t>On another device, open the app at https://grasfulls.github.io/return-visits-app/ in a web browser. Your contacts will not appear automatically. If you use Dropbox, connect the same Dropbox account on the new device and restore from it; the devices then stay in step (see "Syncing between devices"). Otherwise restore a backup file using the instructions in "Protect your information and make a backup" above. On a phone, you can optionally add the app to your Home Screen: in Safari on iPhone, use Share then Add to Home Screen; in Chrome on Android, choose Install app or Add to Home screen. The app checks for updates when it opens and prompts you once it has opened if an update is ready; an exclamation mark also appears by Settings. To check or refresh manually, open Settings → App updates and choose Check for Updates &amp; Refresh while online. If there is no update, a "No update available" message appears; tap OK to close it. Save or finish any open contact or Settings edits before refreshing. If something is unsaved, the app names the exact section and field and takes you to it. Leaving Settings with unsaved edits also asks "Discard unsaved changes?"; choose OK to discard them or Cancel to stay and finish. The app reloads its code while keeping the contacts and settings stored in that app copy on the device. After it reloads, unlock using the same passphrase if you have turned one on.</w:t>
       </w:r>
     </w:p>
     <w:p>
@@ -725,13 +725,13 @@
     <w:p>
       <w:pPr/>
       <w:r>
-        <w:t>The browser version and the Home Screen app do not automatically sync their contacts. Adding the app to your Home Screen does not transfer the data already saved in your browser; the two versions may keep separate local copies. To move your contacts, first confirm they are visible in the browser version, then choose Settings → Backup &amp; Restore → Back up everything (or the export icon at the bottom of the contact list). Open the Home Screen app and choose Choose Backup to Restore on its unlock screen, or use its restore option in Settings. Keep using the browser copy until you have confirmed the contacts are visible in the Home Screen app. After the transfer, changes made in one copy will not appear in the other; export and restore a fresh backup when you want to move newer changes.</w:t>
+        <w:t>The browser version and the Home Screen app are separate copies and do not sync with each other, even if you use Dropbox in one of them. Adding the app to your Home Screen does not transfer the data already saved in your browser; the two versions may keep separate local copies. To move your contacts, first confirm they are visible in the browser version, then choose Settings → Backup &amp; Restore → Back up everything (or the export icon at the bottom of the contact list). Open the Home Screen app and choose Choose Backup to Restore on its unlock screen, or use its restore option in Settings. Keep using the browser copy until you have confirmed the contacts are visible in the Home Screen app. After the transfer, changes made in one copy will not appear in the other, so use only one of them from then on.</w:t>
       </w:r>
     </w:p>
     <w:p>
       <w:pPr/>
       <w:r>
-        <w:t>To avoid managing multiple copies, choose one browser or Home Screen app on one device as your regular place to use Return Visits. The app is free to use, but it does not include an online sync service; keeping separate copies up to date means manually exporting and restoring encrypted backups. If you use more than one copy, keep track of which one has your latest changes and restore carefully, because restoring a full backup replaces the destination copy's contacts and settings.</w:t>
+        <w:t>To avoid managing multiple copies, choose one browser or Home Screen app on one device as your regular place to use Return Visits. The app is free to use and has no sync service of its own; syncing happens only if you connect your own Dropbox on each device (see "Syncing between devices"). Without Dropbox, keeping separate copies up to date means manually exporting and restoring backups. If you use more than one copy, keep track of which one has your latest changes and restore carefully, because restoring a full backup replaces the destination copy's contacts and settings.</w:t>
       </w:r>
     </w:p>
     <w:sectPr>
